--- a/rev/UC_Brevi.docx
+++ b/rev/UC_Brevi.docx
@@ -118,12 +118,6 @@
         </w:tblBorders>
         <w:shd w:val="clear" w:color="auto" w:fill="CED7E7"/>
         <w:tblLayout w:type="fixed"/>
-        <w:tblCellMar>
-          <w:top w:w="0" w:type="dxa"/>
-          <w:left w:w="0" w:type="dxa"/>
-          <w:bottom w:w="0" w:type="dxa"/>
-          <w:right w:w="0" w:type="dxa"/>
-        </w:tblCellMar>
         <w:tblLook w:val="04A0" w:firstRow="1" w:lastRow="0" w:firstColumn="1" w:lastColumn="0" w:noHBand="0" w:noVBand="1"/>
       </w:tblPr>
       <w:tblGrid>
@@ -131,14 +125,6 @@
         <w:gridCol w:w="12210"/>
       </w:tblGrid>
       <w:tr>
-        <w:tblPrEx>
-          <w:tblCellMar>
-            <w:top w:w="0" w:type="dxa"/>
-            <w:left w:w="0" w:type="dxa"/>
-            <w:bottom w:w="0" w:type="dxa"/>
-            <w:right w:w="0" w:type="dxa"/>
-          </w:tblCellMar>
-        </w:tblPrEx>
         <w:trPr>
           <w:trHeight w:val="580"/>
         </w:trPr>
@@ -198,14 +184,6 @@
         </w:tc>
       </w:tr>
       <w:tr>
-        <w:tblPrEx>
-          <w:tblCellMar>
-            <w:top w:w="0" w:type="dxa"/>
-            <w:left w:w="0" w:type="dxa"/>
-            <w:bottom w:w="0" w:type="dxa"/>
-            <w:right w:w="0" w:type="dxa"/>
-          </w:tblCellMar>
-        </w:tblPrEx>
         <w:trPr>
           <w:trHeight w:val="5534"/>
         </w:trPr>
@@ -382,23 +360,21 @@
                 <w:sz w:val="20"/>
                 <w:szCs w:val="20"/>
               </w:rPr>
-              <w:t xml:space="preserve">Gestire eventi significa valutare la fattibilità di una richiesta verificando lo stato della cucina e accettare la commessa. L'organizzatore crea le schede riepilogative registrando i dati del cliente. Gestisce eventi semplici, complessi (più servizi/giornate) e </w:t>
-            </w:r>
-            <w:proofErr w:type="gramStart"/>
-            <w:r>
-              <w:rPr>
-                <w:sz w:val="20"/>
-                <w:szCs w:val="20"/>
-              </w:rPr>
-              <w:t>ricorrenti(</w:t>
-            </w:r>
-            <w:proofErr w:type="gramEnd"/>
-            <w:r>
-              <w:rPr>
-                <w:sz w:val="20"/>
-                <w:szCs w:val="20"/>
-              </w:rPr>
-              <w:t>partendo dal’ evento capofila). Assegna uno chef all'evento e richiede il personale di servizio (ed eventualmente cuochi), specificandone i ruoli e potendo liberare il personale in eccesso. Approva i menù proposti dallo chef dando il via ai lavori (evento "in corso"), potendo proporre modifiche. Può modificare i dettagli dell'evento, applicando penali per variazioni significative (es. partecipanti) o annullamenti a lavori iniziati. Può eliminare o annullare l'intero evento, singole giornate o servizi. Per effettuare le modifiche dopo l’avvio dei lavori si può solo per Emergenza. Per gli eventi ricorrenti, può agire sulla singola istanza o sull'intera serie. Al termine, chiude l'evento allegando documentazione e note utili. Inoltre dovrà essere possibile la eliminazione o annullamento di un evento da parte del cliente dopo l’inizio dei lavori, tramite una Penale, salvo concessione di una Deroga da parte dell’organizzatore.</w:t>
+              <w:t>L'organizzatore crea le schede riepilogative registrando i dati del cliente. Gestisce eventi semplici, complessi (più servizi/giornate) e ricorrenti</w:t>
+            </w:r>
+            <w:r>
+              <w:rPr>
+                <w:sz w:val="20"/>
+                <w:szCs w:val="20"/>
+              </w:rPr>
+              <w:t xml:space="preserve"> </w:t>
+            </w:r>
+            <w:r>
+              <w:rPr>
+                <w:sz w:val="20"/>
+                <w:szCs w:val="20"/>
+              </w:rPr>
+              <w:t>(partendo dal’ evento capofila). Assegna uno chef all'evento e richiede il personale di servizio (ed eventualmente cuochi), specificandone i ruoli e potendo liberare il personale in eccesso. Approva i menù proposti dallo chef dando il via ai lavori (evento "in corso"), potendo proporre modifiche. Può modificare i dettagli dell'evento, applicando penali per variazioni significative (es. partecipanti) o annullamenti a lavori iniziati. Può eliminare o annullare l'intero evento, singole giornate o servizi. Per effettuare le modifiche dopo l’avvio dei lavori si può solo per Emergenza. Per gli eventi ricorrenti, può agire sulla singola istanza o sull'intera serie. Al termine, chiude l'evento allegando documentazione e note utili. Inoltre dovrà essere possibile la eliminazione o annullamento di un evento da parte del cliente dopo l’inizio dei lavori, tramite una Penale, salvo concessione di una Deroga da parte dell’organizzatore.</w:t>
             </w:r>
           </w:p>
           <w:p>
@@ -438,14 +414,6 @@
         </w:tc>
       </w:tr>
       <w:tr>
-        <w:tblPrEx>
-          <w:tblCellMar>
-            <w:top w:w="0" w:type="dxa"/>
-            <w:left w:w="0" w:type="dxa"/>
-            <w:bottom w:w="0" w:type="dxa"/>
-            <w:right w:w="0" w:type="dxa"/>
-          </w:tblCellMar>
-        </w:tblPrEx>
         <w:trPr>
           <w:trHeight w:val="5534"/>
         </w:trPr>
@@ -675,7 +643,7 @@
                 <w:sz w:val="20"/>
                 <w:szCs w:val="20"/>
               </w:rPr>
-              <w:t>Lo chef deve poter assegnare i compiti (usando il Foglio riepilogativo e il Tabellone dei turni) ai cuochi disponibili in un dato turno di preparatorio, nel contesto della preparazione del menù per un evento. Dovrà anche dare una stima del tempo che ciascuna attività richiede, in modo che sia chiaro se un cuoco può ricevere nuovi compiti o meno. Infine dovrà valutare se le attività che sono state assegnate in cucina “saturano” l’utilizzo della cucina, in tal caso dovrà segnalare che nessuno può più aggiungere compiti in quel turno.</w:t>
+              <w:t>Lo chef deve poter assegnare i compiti cuochi disponibili in un dato turno di preparatorio, nel contesto della preparazione del menù per un evento. Dovrà anche dare una stima del tempo che ciascuna attività richiede, in modo che sia chiaro se un cuoco può ricevere nuovi compiti o meno. Infine dovrà valutare se le attività che sono state assegnate in cucina “saturano” l’utilizzo della cucina, in tal caso dovrà segnalare che nessuno può più aggiungere compiti in quel turno.</w:t>
             </w:r>
           </w:p>
           <w:p>
@@ -725,14 +693,6 @@
         </w:tc>
       </w:tr>
       <w:tr>
-        <w:tblPrEx>
-          <w:tblCellMar>
-            <w:top w:w="0" w:type="dxa"/>
-            <w:left w:w="0" w:type="dxa"/>
-            <w:bottom w:w="0" w:type="dxa"/>
-            <w:right w:w="0" w:type="dxa"/>
-          </w:tblCellMar>
-        </w:tblPrEx>
         <w:trPr>
           <w:trHeight w:val="2894"/>
         </w:trPr>
@@ -934,17 +894,15 @@
                 <w:sz w:val="20"/>
                 <w:szCs w:val="20"/>
               </w:rPr>
-              <w:t xml:space="preserve">Gestire le ricette significa inserire/modificare una ricetta o preparazione nel ricettario (associare tag, dare informazioni sulle tempistiche, specificare gli ingredienti, specificare la dose degli ingredienti, specificare le porzioni o quantità del prodotto risultante, inserire una sequenza di istruzioni. Si potranno eliminare </w:t>
-            </w:r>
-            <w:proofErr w:type="gramStart"/>
-            <w:r>
-              <w:rPr>
-                <w:sz w:val="20"/>
-                <w:szCs w:val="20"/>
-              </w:rPr>
-              <w:t>una ricette</w:t>
-            </w:r>
-            <w:proofErr w:type="gramEnd"/>
+              <w:t>Gestire le ricette significa inserire/modificare una ricetta o preparazione nel ricettario (associare tag, dare informazioni sulle tempistiche, specificare gli ingredienti, specificare la dose degli ingredienti, specificare le porzioni o quantità del prodotto risultante, inserire una sequenza di istruzioni. Si potranno eliminare una ricett</w:t>
+            </w:r>
+            <w:r>
+              <w:rPr>
+                <w:sz w:val="20"/>
+                <w:szCs w:val="20"/>
+              </w:rPr>
+              <w:t>a</w:t>
+            </w:r>
             <w:r>
               <w:rPr>
                 <w:sz w:val="20"/>
@@ -969,14 +927,6 @@
         </w:tc>
       </w:tr>
       <w:tr>
-        <w:tblPrEx>
-          <w:tblCellMar>
-            <w:top w:w="0" w:type="dxa"/>
-            <w:left w:w="0" w:type="dxa"/>
-            <w:bottom w:w="0" w:type="dxa"/>
-            <w:right w:w="0" w:type="dxa"/>
-          </w:tblCellMar>
-        </w:tblPrEx>
         <w:trPr>
           <w:trHeight w:val="734"/>
         </w:trPr>
